--- a/amng_governance_docs/03_出向契約書_표준안_v2.docx
+++ b/amng_governance_docs/03_出向契約書_표준안_v2.docx
@@ -81,7 +81,7 @@
           <w:sz w:val="21"/>
           <w:rFonts w:eastAsia="ＭＳ 明朝"/>
         </w:rPr>
-        <w:t>本契約は、AMNG MOA 第7条第2項に基づき、甲の従業員を乙に出向させ、AMNG の運営に従事させることを目的とする。</w:t>
+        <w:t>本契約は、2025年8月29日付 AMNG MOA (合意覚書) 第7条第2項に基づき、甲の従業員を乙に出向させ、AMNG の運営に従事させることを目的とする。</w:t>
       </w:r>
     </w:p>
     <w:p>
